--- a/制作ノート_25074_佐藤涼哉.docx
+++ b/制作ノート_25074_佐藤涼哉.docx
@@ -502,15 +502,8 @@
         <w:rPr>
           <w:rFonts w:ascii="ＭＳ Ｐ明朝" w:eastAsia="ＭＳ Ｐ明朝" w:hAnsi="ＭＳ Ｐ明朝" w:hint="eastAsia"/>
         </w:rPr>
-        <w:t>XXXXXXXXXXXXXXXXXXXXXXXXXXXXXXXXXXXXXXXXXXXXXXXXXXXXXXXXXXXXXXXXXXXXXXXXXXXXXXXXXXXXXXXXXXXXXXXXXXXXXXXXXXXXXXXXXXXXXXXXXXXXXXXXXXXXXXXXXXXXXXXXXXXXXXXXXXXXXXXXXXXXXXXXXXXXXXXXXXXXXXXXXXXXXXXXXXXXXXXXXXXXXXXX</w:t>
-      </w:r>
-    </w:p>
-    <w:p>
-      <w:pPr>
-        <w:rPr>
-          <w:rFonts w:ascii="ＭＳ Ｐ明朝" w:eastAsia="ＭＳ Ｐ明朝" w:hAnsi="ＭＳ Ｐ明朝"/>
-        </w:rPr>
-      </w:pPr>
+        <w:t>太宰府市の資料、ホームページや周りの声</w:t>
+      </w:r>
     </w:p>
     <w:p>
       <w:pPr>
@@ -542,49 +535,53 @@
         <w:rPr>
           <w:rFonts w:ascii="ＭＳ Ｐ明朝" w:eastAsia="ＭＳ Ｐ明朝" w:hAnsi="ＭＳ Ｐ明朝" w:hint="eastAsia"/>
         </w:rPr>
+        <w:t>太宰府市には全然いかないのでどういうところか、どういうところが人気なのかを詳しく知りたいため</w:t>
+      </w:r>
+    </w:p>
+    <w:p>
+      <w:pPr>
+        <w:rPr>
+          <w:rFonts w:ascii="ＭＳ Ｐ明朝" w:eastAsia="ＭＳ Ｐ明朝" w:hAnsi="ＭＳ Ｐ明朝"/>
+        </w:rPr>
+      </w:pPr>
+      <w:r>
+        <w:rPr>
+          <w:rFonts w:ascii="ＭＳ Ｐ明朝" w:eastAsia="ＭＳ Ｐ明朝" w:hAnsi="ＭＳ Ｐ明朝" w:hint="eastAsia"/>
+        </w:rPr>
+        <w:t>撮影場所、情報収集について</w:t>
+      </w:r>
+    </w:p>
+    <w:p>
+      <w:pPr>
+        <w:rPr>
+          <w:rFonts w:ascii="ＭＳ Ｐ明朝" w:eastAsia="ＭＳ Ｐ明朝" w:hAnsi="ＭＳ Ｐ明朝"/>
+        </w:rPr>
+      </w:pPr>
+      <w:r>
+        <w:rPr>
+          <w:rFonts w:ascii="ＭＳ Ｐ明朝" w:eastAsia="ＭＳ Ｐ明朝" w:hAnsi="ＭＳ Ｐ明朝" w:hint="eastAsia"/>
+        </w:rPr>
         <w:lastRenderedPageBreak/>
-        <w:t>XXXXXXXXXXXXXXXXXXXXXXXXXXXXXXXXXXXXXXXXXXXXXXXXXXXXXXXXXXXXXXXXXXXXXXXXXXXXXXXXXXXXXXXXXXXXXXXXXXXXXXXXXXXXXXXXXXXXXXXXXXXXXXXXXXXXXXXXXXXXXXXXXXXXXXXXXXXXXXXXXXXXXXXXXXXXXXXXXXXXXXXXXXXXXXXXXXXXXXXXXXXXXXXX</w:t>
-      </w:r>
-    </w:p>
-    <w:p>
-      <w:pPr>
-        <w:rPr>
-          <w:rFonts w:ascii="ＭＳ Ｐ明朝" w:eastAsia="ＭＳ Ｐ明朝" w:hAnsi="ＭＳ Ｐ明朝"/>
-        </w:rPr>
-      </w:pPr>
-    </w:p>
-    <w:p>
-      <w:pPr>
-        <w:rPr>
-          <w:rFonts w:ascii="ＭＳ Ｐ明朝" w:eastAsia="ＭＳ Ｐ明朝" w:hAnsi="ＭＳ Ｐ明朝"/>
-        </w:rPr>
-      </w:pPr>
-      <w:r>
-        <w:rPr>
-          <w:rFonts w:ascii="ＭＳ Ｐ明朝" w:eastAsia="ＭＳ Ｐ明朝" w:hAnsi="ＭＳ Ｐ明朝" w:hint="eastAsia"/>
-        </w:rPr>
-        <w:t>撮影場所、情報収集について</w:t>
-      </w:r>
-    </w:p>
-    <w:p>
-      <w:pPr>
-        <w:rPr>
-          <w:rFonts w:ascii="ＭＳ Ｐ明朝" w:eastAsia="ＭＳ Ｐ明朝" w:hAnsi="ＭＳ Ｐ明朝"/>
-        </w:rPr>
-      </w:pPr>
-      <w:r>
-        <w:rPr>
-          <w:rFonts w:ascii="ＭＳ Ｐ明朝" w:eastAsia="ＭＳ Ｐ明朝" w:hAnsi="ＭＳ Ｐ明朝" w:hint="eastAsia"/>
-        </w:rPr>
-        <w:t>XXXXXXXXXXXXXXXXXXXXXXXXXXXXXXXXXXXXXXXXXXXXXXXXXXXXXXXXXXXXXXXXXXXXXXXXXXXXXXXXXXXXXXXXXXXXXXXXXXXXXXXXXXXXXXXXXXXXXXXXXXXXXXXXXXXXXXXXXXXXXXXXXXXXXXXXXXXXXXXXXXXXXXXXXXXXXXXXXXXXXXXXXXXXXXXXXXXXXXXXXXXXXXXX</w:t>
-      </w:r>
-    </w:p>
-    <w:p>
-      <w:pPr>
-        <w:rPr>
-          <w:rFonts w:ascii="ＭＳ Ｐ明朝" w:eastAsia="ＭＳ Ｐ明朝" w:hAnsi="ＭＳ Ｐ明朝"/>
-        </w:rPr>
-      </w:pPr>
+        <w:t>太宰府市</w:t>
+      </w:r>
+      <w:r>
+        <w:rPr>
+          <w:rFonts w:ascii="ＭＳ Ｐ明朝" w:eastAsia="ＭＳ Ｐ明朝" w:hAnsi="ＭＳ Ｐ明朝"/>
+        </w:rPr>
+        <w:t>(</w:t>
+      </w:r>
+      <w:r>
+        <w:rPr>
+          <w:rFonts w:ascii="ＭＳ Ｐ明朝" w:eastAsia="ＭＳ Ｐ明朝" w:hAnsi="ＭＳ Ｐ明朝" w:hint="eastAsia"/>
+        </w:rPr>
+        <w:t>太宰府天満宮、太宰府駅等</w:t>
+      </w:r>
+      <w:r>
+        <w:rPr>
+          <w:rFonts w:ascii="ＭＳ Ｐ明朝" w:eastAsia="ＭＳ Ｐ明朝" w:hAnsi="ＭＳ Ｐ明朝"/>
+        </w:rPr>
+        <w:t>)</w:t>
+      </w:r>
     </w:p>
     <w:p>
       <w:pPr>

--- a/制作ノート_25074_佐藤涼哉.docx
+++ b/制作ノート_25074_佐藤涼哉.docx
@@ -502,8 +502,15 @@
         <w:rPr>
           <w:rFonts w:ascii="ＭＳ Ｐ明朝" w:eastAsia="ＭＳ Ｐ明朝" w:hAnsi="ＭＳ Ｐ明朝" w:hint="eastAsia"/>
         </w:rPr>
-        <w:t>太宰府市の資料、ホームページや周りの声</w:t>
-      </w:r>
+        <w:t>XXXXXXXXXXXXXXXXXXXXXXXXXXXXXXXXXXXXXXXXXXXXXXXXXXXXXXXXXXXXXXXXXXXXXXXXXXXXXXXXXXXXXXXXXXXXXXXXXXXXXXXXXXXXXXXXXXXXXXXXXXXXXXXXXXXXXXXXXXXXXXXXXXXXXXXXXXXXXXXXXXXXXXXXXXXXXXXXXXXXXXXXXXXXXXXXXXXXXXXXXXXXXXXX</w:t>
+      </w:r>
+    </w:p>
+    <w:p>
+      <w:pPr>
+        <w:rPr>
+          <w:rFonts w:ascii="ＭＳ Ｐ明朝" w:eastAsia="ＭＳ Ｐ明朝" w:hAnsi="ＭＳ Ｐ明朝"/>
+        </w:rPr>
+      </w:pPr>
     </w:p>
     <w:p>
       <w:pPr>
@@ -535,8 +542,16 @@
         <w:rPr>
           <w:rFonts w:ascii="ＭＳ Ｐ明朝" w:eastAsia="ＭＳ Ｐ明朝" w:hAnsi="ＭＳ Ｐ明朝" w:hint="eastAsia"/>
         </w:rPr>
-        <w:t>太宰府市には全然いかないのでどういうところか、どういうところが人気なのかを詳しく知りたいため</w:t>
-      </w:r>
+        <w:lastRenderedPageBreak/>
+        <w:t>XXXXXXXXXXXXXXXXXXXXXXXXXXXXXXXXXXXXXXXXXXXXXXXXXXXXXXXXXXXXXXXXXXXXXXXXXXXXXXXXXXXXXXXXXXXXXXXXXXXXXXXXXXXXXXXXXXXXXXXXXXXXXXXXXXXXXXXXXXXXXXXXXXXXXXXXXXXXXXXXXXXXXXXXXXXXXXXXXXXXXXXXXXXXXXXXXXXXXXXXXXXXXXXX</w:t>
+      </w:r>
+    </w:p>
+    <w:p>
+      <w:pPr>
+        <w:rPr>
+          <w:rFonts w:ascii="ＭＳ Ｐ明朝" w:eastAsia="ＭＳ Ｐ明朝" w:hAnsi="ＭＳ Ｐ明朝"/>
+        </w:rPr>
+      </w:pPr>
     </w:p>
     <w:p>
       <w:pPr>
@@ -561,27 +576,15 @@
         <w:rPr>
           <w:rFonts w:ascii="ＭＳ Ｐ明朝" w:eastAsia="ＭＳ Ｐ明朝" w:hAnsi="ＭＳ Ｐ明朝" w:hint="eastAsia"/>
         </w:rPr>
-        <w:lastRenderedPageBreak/>
-        <w:t>太宰府市</w:t>
-      </w:r>
-      <w:r>
-        <w:rPr>
-          <w:rFonts w:ascii="ＭＳ Ｐ明朝" w:eastAsia="ＭＳ Ｐ明朝" w:hAnsi="ＭＳ Ｐ明朝"/>
-        </w:rPr>
-        <w:t>(</w:t>
-      </w:r>
-      <w:r>
-        <w:rPr>
-          <w:rFonts w:ascii="ＭＳ Ｐ明朝" w:eastAsia="ＭＳ Ｐ明朝" w:hAnsi="ＭＳ Ｐ明朝" w:hint="eastAsia"/>
-        </w:rPr>
-        <w:t>太宰府天満宮、太宰府駅等</w:t>
-      </w:r>
-      <w:r>
-        <w:rPr>
-          <w:rFonts w:ascii="ＭＳ Ｐ明朝" w:eastAsia="ＭＳ Ｐ明朝" w:hAnsi="ＭＳ Ｐ明朝"/>
-        </w:rPr>
-        <w:t>)</w:t>
-      </w:r>
+        <w:t>XXXXXXXXXXXXXXXXXXXXXXXXXXXXXXXXXXXXXXXXXXXXXXXXXXXXXXXXXXXXXXXXXXXXXXXXXXXXXXXXXXXXXXXXXXXXXXXXXXXXXXXXXXXXXXXXXXXXXXXXXXXXXXXXXXXXXXXXXXXXXXXXXXXXXXXXXXXXXXXXXXXXXXXXXXXXXXXXXXXXXXXXXXXXXXXXXXXXXXXXXXXXXXXX</w:t>
+      </w:r>
+    </w:p>
+    <w:p>
+      <w:pPr>
+        <w:rPr>
+          <w:rFonts w:ascii="ＭＳ Ｐ明朝" w:eastAsia="ＭＳ Ｐ明朝" w:hAnsi="ＭＳ Ｐ明朝"/>
+        </w:rPr>
+      </w:pPr>
     </w:p>
     <w:p>
       <w:pPr>

--- a/制作ノート_25074_佐藤涼哉.docx
+++ b/制作ノート_25074_佐藤涼哉.docx
@@ -457,7 +457,25 @@
         <w:rPr>
           <w:rFonts w:ascii="ＭＳ Ｐ明朝" w:eastAsia="ＭＳ Ｐ明朝" w:hAnsi="ＭＳ Ｐ明朝" w:hint="eastAsia"/>
         </w:rPr>
-        <w:t>月と同じ　完成</w:t>
+        <w:t>月</w:t>
+      </w:r>
+      <w:r>
+        <w:rPr>
+          <w:rFonts w:ascii="ＭＳ Ｐ明朝" w:eastAsia="ＭＳ Ｐ明朝" w:hAnsi="ＭＳ Ｐ明朝" w:hint="eastAsia"/>
+        </w:rPr>
+        <w:t>と同様</w:t>
+      </w:r>
+      <w:r>
+        <w:rPr>
+          <w:rFonts w:ascii="ＭＳ Ｐ明朝" w:eastAsia="ＭＳ Ｐ明朝" w:hAnsi="ＭＳ Ｐ明朝" w:hint="eastAsia"/>
+        </w:rPr>
+        <w:t xml:space="preserve">　完成</w:t>
+      </w:r>
+      <w:r>
+        <w:rPr>
+          <w:rFonts w:ascii="ＭＳ Ｐ明朝" w:eastAsia="ＭＳ Ｐ明朝" w:hAnsi="ＭＳ Ｐ明朝" w:hint="eastAsia"/>
+        </w:rPr>
+        <w:t>まで</w:t>
       </w:r>
     </w:p>
     <w:p>
@@ -502,7 +520,7 @@
         <w:rPr>
           <w:rFonts w:ascii="ＭＳ Ｐ明朝" w:eastAsia="ＭＳ Ｐ明朝" w:hAnsi="ＭＳ Ｐ明朝" w:hint="eastAsia"/>
         </w:rPr>
-        <w:t>太宰府市の資料、ホームページや周りの声</w:t>
+        <w:t>太宰府市に行くための交通費、ホームページなどの資料集め</w:t>
       </w:r>
     </w:p>
     <w:p>
@@ -535,7 +553,7 @@
         <w:rPr>
           <w:rFonts w:ascii="ＭＳ Ｐ明朝" w:eastAsia="ＭＳ Ｐ明朝" w:hAnsi="ＭＳ Ｐ明朝" w:hint="eastAsia"/>
         </w:rPr>
-        <w:t>太宰府市には全然いかないのでどういうところか、どういうところが人気なのかを詳しく知りたいため</w:t>
+        <w:t>大宰府市は有名なのに自分はその情報があまり無いので詳しく知りたいと思ったため</w:t>
       </w:r>
     </w:p>
     <w:p>
@@ -554,7 +572,7 @@
     <w:p>
       <w:pPr>
         <w:rPr>
-          <w:rFonts w:ascii="ＭＳ Ｐ明朝" w:eastAsia="ＭＳ Ｐ明朝" w:hAnsi="ＭＳ Ｐ明朝"/>
+          <w:rFonts w:ascii="ＭＳ Ｐ明朝" w:eastAsia="ＭＳ Ｐ明朝" w:hAnsi="ＭＳ Ｐ明朝" w:hint="eastAsia"/>
         </w:rPr>
       </w:pPr>
       <w:r>
@@ -562,53 +580,8 @@
           <w:rFonts w:ascii="ＭＳ Ｐ明朝" w:eastAsia="ＭＳ Ｐ明朝" w:hAnsi="ＭＳ Ｐ明朝" w:hint="eastAsia"/>
         </w:rPr>
         <w:lastRenderedPageBreak/>
-        <w:t>太宰府市</w:t>
-      </w:r>
-      <w:r>
-        <w:rPr>
-          <w:rFonts w:ascii="ＭＳ Ｐ明朝" w:eastAsia="ＭＳ Ｐ明朝" w:hAnsi="ＭＳ Ｐ明朝"/>
-        </w:rPr>
-        <w:t>(</w:t>
-      </w:r>
-      <w:r>
-        <w:rPr>
-          <w:rFonts w:ascii="ＭＳ Ｐ明朝" w:eastAsia="ＭＳ Ｐ明朝" w:hAnsi="ＭＳ Ｐ明朝" w:hint="eastAsia"/>
-        </w:rPr>
-        <w:t>太宰府天満宮、太宰府駅等</w:t>
-      </w:r>
-      <w:r>
-        <w:rPr>
-          <w:rFonts w:ascii="ＭＳ Ｐ明朝" w:eastAsia="ＭＳ Ｐ明朝" w:hAnsi="ＭＳ Ｐ明朝"/>
-        </w:rPr>
-        <w:t>)</w:t>
-      </w:r>
-    </w:p>
-    <w:p>
-      <w:pPr>
-        <w:rPr>
-          <w:rFonts w:ascii="ＭＳ Ｐ明朝" w:eastAsia="ＭＳ Ｐ明朝" w:hAnsi="ＭＳ Ｐ明朝"/>
-        </w:rPr>
-      </w:pPr>
-      <w:r>
-        <w:rPr>
-          <w:rFonts w:ascii="ＭＳ Ｐ明朝" w:eastAsia="ＭＳ Ｐ明朝" w:hAnsi="ＭＳ Ｐ明朝" w:hint="eastAsia"/>
-        </w:rPr>
-        <w:t>分析</w:t>
-      </w:r>
-    </w:p>
-    <w:p>
-      <w:pPr>
-        <w:rPr>
-          <w:rFonts w:ascii="ＭＳ Ｐ明朝" w:eastAsia="ＭＳ Ｐ明朝" w:hAnsi="ＭＳ Ｐ明朝"/>
-        </w:rPr>
-      </w:pPr>
-    </w:p>
-    <w:p>
-      <w:pPr>
-        <w:rPr>
-          <w:rFonts w:ascii="ＭＳ Ｐ明朝" w:eastAsia="ＭＳ Ｐ明朝" w:hAnsi="ＭＳ Ｐ明朝"/>
-        </w:rPr>
-      </w:pPr>
+        <w:t>大宰府市(太宰府天満宮)周辺</w:t>
+      </w:r>
     </w:p>
     <w:sectPr>
       <w:pgSz w:w="11906" w:h="16838"/>

--- a/制作ノート_25074_佐藤涼哉.docx
+++ b/制作ノート_25074_佐藤涼哉.docx
@@ -208,62 +208,6 @@
         <w:rPr>
           <w:rFonts w:ascii="ＭＳ Ｐ明朝" w:eastAsia="ＭＳ Ｐ明朝" w:hAnsi="ＭＳ Ｐ明朝" w:hint="eastAsia"/>
         </w:rPr>
-        <w:t>5月</w:t>
-      </w:r>
-      <w:r>
-        <w:rPr>
-          <w:rFonts w:ascii="ＭＳ Ｐ明朝" w:eastAsia="ＭＳ Ｐ明朝" w:hAnsi="ＭＳ Ｐ明朝"/>
-        </w:rPr>
-        <w:tab/>
-      </w:r>
-      <w:r>
-        <w:rPr>
-          <w:rFonts w:ascii="ＭＳ Ｐ明朝" w:eastAsia="ＭＳ Ｐ明朝" w:hAnsi="ＭＳ Ｐ明朝" w:hint="eastAsia"/>
-        </w:rPr>
-        <w:t>テーマの設定</w:t>
-      </w:r>
-    </w:p>
-    <w:p>
-      <w:pPr>
-        <w:rPr>
-          <w:rFonts w:ascii="ＭＳ Ｐ明朝" w:eastAsia="ＭＳ Ｐ明朝" w:hAnsi="ＭＳ Ｐ明朝"/>
-        </w:rPr>
-      </w:pPr>
-      <w:r>
-        <w:rPr>
-          <w:rFonts w:ascii="ＭＳ Ｐ明朝" w:eastAsia="ＭＳ Ｐ明朝" w:hAnsi="ＭＳ Ｐ明朝" w:hint="eastAsia"/>
-        </w:rPr>
-        <w:t>6月</w:t>
-      </w:r>
-      <w:r>
-        <w:rPr>
-          <w:rFonts w:ascii="ＭＳ Ｐ明朝" w:eastAsia="ＭＳ Ｐ明朝" w:hAnsi="ＭＳ Ｐ明朝" w:hint="eastAsia"/>
-        </w:rPr>
-        <w:t xml:space="preserve">　　　テーマの</w:t>
-      </w:r>
-      <w:r>
-        <w:rPr>
-          <w:rFonts w:ascii="ＭＳ Ｐ明朝" w:eastAsia="ＭＳ Ｐ明朝" w:hAnsi="ＭＳ Ｐ明朝" w:hint="eastAsia"/>
-        </w:rPr>
-        <w:t>決定および</w:t>
-      </w:r>
-      <w:r>
-        <w:rPr>
-          <w:rFonts w:ascii="ＭＳ Ｐ明朝" w:eastAsia="ＭＳ Ｐ明朝" w:hAnsi="ＭＳ Ｐ明朝" w:hint="eastAsia"/>
-        </w:rPr>
-        <w:t>内容の確立</w:t>
-      </w:r>
-    </w:p>
-    <w:p>
-      <w:pPr>
-        <w:rPr>
-          <w:rFonts w:ascii="ＭＳ Ｐ明朝" w:eastAsia="ＭＳ Ｐ明朝" w:hAnsi="ＭＳ Ｐ明朝"/>
-        </w:rPr>
-      </w:pPr>
-      <w:r>
-        <w:rPr>
-          <w:rFonts w:ascii="ＭＳ Ｐ明朝" w:eastAsia="ＭＳ Ｐ明朝" w:hAnsi="ＭＳ Ｐ明朝" w:hint="eastAsia"/>
-        </w:rPr>
         <w:t>7月</w:t>
       </w:r>
       <w:r>
@@ -572,14 +516,13 @@
     <w:p>
       <w:pPr>
         <w:rPr>
-          <w:rFonts w:ascii="ＭＳ Ｐ明朝" w:eastAsia="ＭＳ Ｐ明朝" w:hAnsi="ＭＳ Ｐ明朝" w:hint="eastAsia"/>
-        </w:rPr>
-      </w:pPr>
-      <w:r>
-        <w:rPr>
-          <w:rFonts w:ascii="ＭＳ Ｐ明朝" w:eastAsia="ＭＳ Ｐ明朝" w:hAnsi="ＭＳ Ｐ明朝" w:hint="eastAsia"/>
-        </w:rPr>
-        <w:lastRenderedPageBreak/>
+          <w:rFonts w:ascii="ＭＳ Ｐ明朝" w:eastAsia="ＭＳ Ｐ明朝" w:hAnsi="ＭＳ Ｐ明朝"/>
+        </w:rPr>
+      </w:pPr>
+      <w:r>
+        <w:rPr>
+          <w:rFonts w:ascii="ＭＳ Ｐ明朝" w:eastAsia="ＭＳ Ｐ明朝" w:hAnsi="ＭＳ Ｐ明朝" w:hint="eastAsia"/>
+        </w:rPr>
         <w:t>大宰府市(太宰府天満宮)周辺</w:t>
       </w:r>
     </w:p>

--- a/制作ノート_25074_佐藤涼哉.docx
+++ b/制作ノート_25074_佐藤涼哉.docx
@@ -67,7 +67,7 @@
     <w:p>
       <w:pPr>
         <w:rPr>
-          <w:rFonts w:ascii="ＭＳ Ｐ明朝" w:eastAsia="ＭＳ Ｐ明朝" w:hAnsi="ＭＳ Ｐ明朝"/>
+          <w:rFonts w:ascii="ＭＳ Ｐ明朝" w:eastAsia="ＭＳ Ｐ明朝" w:hAnsi="ＭＳ Ｐ明朝" w:hint="eastAsia"/>
         </w:rPr>
       </w:pPr>
       <w:r>
@@ -78,39 +78,9 @@
       </w:r>
       <w:r>
         <w:rPr>
-          <w:rFonts w:ascii="ＭＳ Ｐ明朝" w:eastAsia="ＭＳ Ｐ明朝" w:hAnsi="ＭＳ Ｐ明朝" w:hint="eastAsia"/>
-        </w:rPr>
-        <w:t>太宰府の</w:t>
-      </w:r>
-      <w:r>
-        <w:rPr>
-          <w:rFonts w:ascii="ＭＳ Ｐ明朝" w:eastAsia="ＭＳ Ｐ明朝" w:hAnsi="ＭＳ Ｐ明朝"/>
-        </w:rPr>
-        <w:t>観光</w:t>
-      </w:r>
-      <w:r>
-        <w:rPr>
-          <w:rFonts w:ascii="ＭＳ Ｐ明朝" w:eastAsia="ＭＳ Ｐ明朝" w:hAnsi="ＭＳ Ｐ明朝" w:hint="eastAsia"/>
-        </w:rPr>
-        <w:t>名所</w:t>
-      </w:r>
-      <w:r>
-        <w:rPr>
-          <w:rFonts w:ascii="ＭＳ Ｐ明朝" w:eastAsia="ＭＳ Ｐ明朝" w:hAnsi="ＭＳ Ｐ明朝"/>
-        </w:rPr>
-        <w:t>を広報する</w:t>
-      </w:r>
-      <w:r>
-        <w:rPr>
-          <w:rFonts w:ascii="ＭＳ Ｐ明朝" w:eastAsia="ＭＳ Ｐ明朝" w:hAnsi="ＭＳ Ｐ明朝"/>
-        </w:rPr>
-        <w:t>Web</w:t>
-      </w:r>
-      <w:r>
-        <w:rPr>
-          <w:rFonts w:ascii="ＭＳ Ｐ明朝" w:eastAsia="ＭＳ Ｐ明朝" w:hAnsi="ＭＳ Ｐ明朝" w:hint="eastAsia"/>
-        </w:rPr>
-        <w:t>ページ</w:t>
+          <w:rFonts w:ascii="ＭＳ Ｐ明朝" w:eastAsia="ＭＳ Ｐ明朝" w:hAnsi="ＭＳ Ｐ明朝"/>
+        </w:rPr>
+        <w:t>太宰府天満宮を紹介するWebページ</w:t>
       </w:r>
     </w:p>
     <w:p>
@@ -142,15 +112,35 @@
     <w:p>
       <w:pPr>
         <w:rPr>
-          <w:rFonts w:ascii="ＭＳ Ｐ明朝" w:eastAsia="ＭＳ Ｐ明朝" w:hAnsi="ＭＳ Ｐ明朝"/>
-        </w:rPr>
-      </w:pPr>
-      <w:r>
-        <w:rPr>
-          <w:rFonts w:ascii="ＭＳ Ｐ明朝" w:eastAsia="ＭＳ Ｐ明朝" w:hAnsi="ＭＳ Ｐ明朝" w:hint="eastAsia"/>
-        </w:rPr>
-        <w:t>どういうところが今まで来てくれた観光客は楽しんでくれたのか　実際に自分が行って確かめてみたい</w:t>
-      </w:r>
+          <w:rFonts w:ascii="ＭＳ Ｐ明朝" w:eastAsia="ＭＳ Ｐ明朝" w:hAnsi="ＭＳ Ｐ明朝" w:hint="eastAsia"/>
+        </w:rPr>
+      </w:pPr>
+      <w:r>
+        <w:rPr>
+          <w:rFonts w:ascii="ＭＳ Ｐ明朝" w:eastAsia="ＭＳ Ｐ明朝" w:hAnsi="ＭＳ Ｐ明朝"/>
+        </w:rPr>
+        <w:t> 初めて太宰府天満宮に行った時にとても感動して、街並みも綺麗な和風で自分の好きな場所になったからです。</w:t>
+      </w:r>
+    </w:p>
+    <w:p>
+      <w:pPr>
+        <w:rPr>
+          <w:rFonts w:ascii="ＭＳ Ｐ明朝" w:eastAsia="ＭＳ Ｐ明朝" w:hAnsi="ＭＳ Ｐ明朝" w:hint="eastAsia"/>
+        </w:rPr>
+      </w:pPr>
+      <w:r>
+        <w:rPr>
+          <w:rFonts w:ascii="ＭＳ Ｐ明朝" w:eastAsia="ＭＳ Ｐ明朝" w:hAnsi="ＭＳ Ｐ明朝"/>
+        </w:rPr>
+        <w:t>自分の好きな場所になった太宰府天満宮をこれから来る観光客の人たちにも知ってほしい、感動してほしいと思い、いろいろな人が見られるホームページを作る</w:t>
+      </w:r>
+    </w:p>
+    <w:p>
+      <w:pPr>
+        <w:rPr>
+          <w:rFonts w:ascii="ＭＳ Ｐ明朝" w:eastAsia="ＭＳ Ｐ明朝" w:hAnsi="ＭＳ Ｐ明朝" w:hint="eastAsia"/>
+        </w:rPr>
+      </w:pPr>
     </w:p>
     <w:p>
       <w:pPr>
@@ -173,9 +163,9 @@
       </w:pPr>
       <w:r>
         <w:rPr>
-          <w:rFonts w:ascii="ＭＳ Ｐ明朝" w:eastAsia="ＭＳ Ｐ明朝" w:hAnsi="ＭＳ Ｐ明朝" w:hint="eastAsia"/>
-        </w:rPr>
-        <w:t>海外の観光客や大宰府に行く機会のない若者</w:t>
+          <w:rFonts w:ascii="ＭＳ Ｐ明朝" w:eastAsia="ＭＳ Ｐ明朝" w:hAnsi="ＭＳ Ｐ明朝"/>
+        </w:rPr>
+        <w:t>これから太宰府天満宮を訪れる観光客向け</w:t>
       </w:r>
     </w:p>
     <w:p>
@@ -201,7 +191,7 @@
     <w:p>
       <w:pPr>
         <w:rPr>
-          <w:rFonts w:ascii="ＭＳ Ｐ明朝" w:eastAsia="ＭＳ Ｐ明朝" w:hAnsi="ＭＳ Ｐ明朝"/>
+          <w:rFonts w:ascii="ＭＳ Ｐ明朝" w:eastAsia="ＭＳ Ｐ明朝" w:hAnsi="ＭＳ Ｐ明朝" w:hint="eastAsia"/>
         </w:rPr>
       </w:pPr>
       <w:r>
@@ -220,19 +210,13 @@
         <w:rPr>
           <w:rFonts w:ascii="ＭＳ Ｐ明朝" w:eastAsia="ＭＳ Ｐ明朝" w:hAnsi="ＭＳ Ｐ明朝"/>
         </w:rPr>
-        <w:t>Web</w:t>
-      </w:r>
-      <w:r>
-        <w:rPr>
-          <w:rFonts w:ascii="ＭＳ Ｐ明朝" w:eastAsia="ＭＳ Ｐ明朝" w:hAnsi="ＭＳ Ｐ明朝" w:hint="eastAsia"/>
-        </w:rPr>
-        <w:t>ページの構造を考える</w:t>
-      </w:r>
-    </w:p>
-    <w:p>
-      <w:pPr>
-        <w:rPr>
-          <w:rFonts w:ascii="ＭＳ Ｐ明朝" w:eastAsia="ＭＳ Ｐ明朝" w:hAnsi="ＭＳ Ｐ明朝"/>
+        <w:t>テーマを固めて、どんなWebページを作るかを決める</w:t>
+      </w:r>
+    </w:p>
+    <w:p>
+      <w:pPr>
+        <w:rPr>
+          <w:rFonts w:ascii="ＭＳ Ｐ明朝" w:eastAsia="ＭＳ Ｐ明朝" w:hAnsi="ＭＳ Ｐ明朝" w:hint="eastAsia"/>
         </w:rPr>
       </w:pPr>
       <w:r>
@@ -245,13 +229,19 @@
         <w:rPr>
           <w:rFonts w:ascii="ＭＳ Ｐ明朝" w:eastAsia="ＭＳ Ｐ明朝" w:hAnsi="ＭＳ Ｐ明朝" w:hint="eastAsia"/>
         </w:rPr>
-        <w:t xml:space="preserve">　　　実際に大宰府に行って写真撮影等素材集め</w:t>
-      </w:r>
-    </w:p>
-    <w:p>
-      <w:pPr>
-        <w:rPr>
-          <w:rFonts w:ascii="ＭＳ Ｐ明朝" w:eastAsia="ＭＳ Ｐ明朝" w:hAnsi="ＭＳ Ｐ明朝"/>
+        <w:t xml:space="preserve">　　　</w:t>
+      </w:r>
+      <w:r>
+        <w:rPr>
+          <w:rFonts w:ascii="ＭＳ Ｐ明朝" w:eastAsia="ＭＳ Ｐ明朝" w:hAnsi="ＭＳ Ｐ明朝"/>
+        </w:rPr>
+        <w:t>大宰府天満宮周辺の写真を撮る素材集め(写真を撮る許可をもらえたところのみ)</w:t>
+      </w:r>
+    </w:p>
+    <w:p>
+      <w:pPr>
+        <w:rPr>
+          <w:rFonts w:ascii="ＭＳ Ｐ明朝" w:eastAsia="ＭＳ Ｐ明朝" w:hAnsi="ＭＳ Ｐ明朝" w:hint="eastAsia"/>
         </w:rPr>
       </w:pPr>
       <w:r>
@@ -264,27 +254,8 @@
         <w:rPr>
           <w:rFonts w:ascii="ＭＳ Ｐ明朝" w:eastAsia="ＭＳ Ｐ明朝" w:hAnsi="ＭＳ Ｐ明朝" w:hint="eastAsia"/>
         </w:rPr>
-        <w:t xml:space="preserve">　　　</w:t>
-      </w:r>
-      <w:r>
-        <w:rPr>
-          <w:rFonts w:ascii="ＭＳ Ｐ明朝" w:eastAsia="ＭＳ Ｐ明朝" w:hAnsi="ＭＳ Ｐ明朝"/>
-        </w:rPr>
-        <w:t>HTML</w:t>
-      </w:r>
-      <w:r>
-        <w:rPr>
-          <w:rFonts w:ascii="ＭＳ Ｐ明朝" w:eastAsia="ＭＳ Ｐ明朝" w:hAnsi="ＭＳ Ｐ明朝" w:hint="eastAsia"/>
-        </w:rPr>
-        <w:t>の構造や仕組みをちゃんと理解</w:t>
-      </w:r>
-    </w:p>
-    <w:p>
-      <w:pPr>
-        <w:rPr>
-          <w:rFonts w:ascii="ＭＳ Ｐ明朝" w:eastAsia="ＭＳ Ｐ明朝" w:hAnsi="ＭＳ Ｐ明朝"/>
-        </w:rPr>
-      </w:pPr>
+        <w:t>～</w:t>
+      </w:r>
       <w:r>
         <w:rPr>
           <w:rFonts w:ascii="ＭＳ Ｐ明朝" w:eastAsia="ＭＳ Ｐ明朝" w:hAnsi="ＭＳ Ｐ明朝" w:hint="eastAsia"/>
@@ -293,21 +264,27 @@
       </w:r>
       <w:r>
         <w:rPr>
-          <w:rFonts w:ascii="ＭＳ Ｐ明朝" w:eastAsia="ＭＳ Ｐ明朝" w:hAnsi="ＭＳ Ｐ明朝"/>
-        </w:rPr>
-        <w:t xml:space="preserve"> </w:t>
-      </w:r>
-      <w:r>
-        <w:rPr>
-          <w:rFonts w:ascii="ＭＳ Ｐ明朝" w:eastAsia="ＭＳ Ｐ明朝" w:hAnsi="ＭＳ Ｐ明朝" w:hint="eastAsia"/>
-        </w:rPr>
-        <w:t>９月と同じ</w:t>
-      </w:r>
-    </w:p>
-    <w:p>
-      <w:pPr>
-        <w:rPr>
-          <w:rFonts w:ascii="ＭＳ Ｐ明朝" w:eastAsia="ＭＳ Ｐ明朝" w:hAnsi="ＭＳ Ｐ明朝"/>
+          <w:rFonts w:ascii="ＭＳ Ｐ明朝" w:eastAsia="ＭＳ Ｐ明朝" w:hAnsi="ＭＳ Ｐ明朝" w:hint="eastAsia"/>
+        </w:rPr>
+        <w:t xml:space="preserve">　　</w:t>
+      </w:r>
+      <w:r>
+        <w:rPr>
+          <w:rFonts w:ascii="ＭＳ Ｐ明朝" w:eastAsia="ＭＳ Ｐ明朝" w:hAnsi="ＭＳ Ｐ明朝"/>
+        </w:rPr>
+        <w:t>集めた素材を元にWebページのHTML・CSSを打ち込んでいく</w:t>
+      </w:r>
+      <w:r>
+        <w:rPr>
+          <w:rFonts w:ascii="ＭＳ Ｐ明朝" w:eastAsia="ＭＳ Ｐ明朝" w:hAnsi="ＭＳ Ｐ明朝" w:hint="eastAsia"/>
+        </w:rPr>
+        <w:t xml:space="preserve">　</w:t>
+      </w:r>
+    </w:p>
+    <w:p>
+      <w:pPr>
+        <w:rPr>
+          <w:rFonts w:ascii="ＭＳ Ｐ明朝" w:eastAsia="ＭＳ Ｐ明朝" w:hAnsi="ＭＳ Ｐ明朝" w:hint="eastAsia"/>
         </w:rPr>
       </w:pPr>
       <w:r>
@@ -326,19 +303,13 @@
         <w:rPr>
           <w:rFonts w:ascii="ＭＳ Ｐ明朝" w:eastAsia="ＭＳ Ｐ明朝" w:hAnsi="ＭＳ Ｐ明朝"/>
         </w:rPr>
-        <w:t>Web</w:t>
-      </w:r>
-      <w:r>
-        <w:rPr>
-          <w:rFonts w:ascii="ＭＳ Ｐ明朝" w:eastAsia="ＭＳ Ｐ明朝" w:hAnsi="ＭＳ Ｐ明朝" w:hint="eastAsia"/>
-        </w:rPr>
-        <w:t>ページの制作開始</w:t>
-      </w:r>
-    </w:p>
-    <w:p>
-      <w:pPr>
-        <w:rPr>
-          <w:rFonts w:ascii="ＭＳ Ｐ明朝" w:eastAsia="ＭＳ Ｐ明朝" w:hAnsi="ＭＳ Ｐ明朝"/>
+        <w:t>動作確認</w:t>
+      </w:r>
+    </w:p>
+    <w:p>
+      <w:pPr>
+        <w:rPr>
+          <w:rFonts w:ascii="ＭＳ Ｐ明朝" w:eastAsia="ＭＳ Ｐ明朝" w:hAnsi="ＭＳ Ｐ明朝" w:hint="eastAsia"/>
         </w:rPr>
       </w:pPr>
       <w:r>
@@ -351,94 +322,7 @@
         <w:rPr>
           <w:rFonts w:ascii="ＭＳ Ｐ明朝" w:eastAsia="ＭＳ Ｐ明朝" w:hAnsi="ＭＳ Ｐ明朝"/>
         </w:rPr>
-        <w:t>Web</w:t>
-      </w:r>
-      <w:r>
-        <w:rPr>
-          <w:rFonts w:ascii="ＭＳ Ｐ明朝" w:eastAsia="ＭＳ Ｐ明朝" w:hAnsi="ＭＳ Ｐ明朝" w:hint="eastAsia"/>
-        </w:rPr>
-        <w:t>ページの制作～写真や素材の貼り付け</w:t>
-      </w:r>
-    </w:p>
-    <w:p>
-      <w:pPr>
-        <w:rPr>
-          <w:rFonts w:ascii="ＭＳ Ｐ明朝" w:eastAsia="ＭＳ Ｐ明朝" w:hAnsi="ＭＳ Ｐ明朝"/>
-        </w:rPr>
-      </w:pPr>
-      <w:r>
-        <w:rPr>
-          <w:rFonts w:ascii="ＭＳ Ｐ明朝" w:eastAsia="ＭＳ Ｐ明朝" w:hAnsi="ＭＳ Ｐ明朝" w:hint="eastAsia"/>
-        </w:rPr>
-        <w:t>1月</w:t>
-      </w:r>
-      <w:r>
-        <w:rPr>
-          <w:rFonts w:ascii="ＭＳ Ｐ明朝" w:eastAsia="ＭＳ Ｐ明朝" w:hAnsi="ＭＳ Ｐ明朝" w:hint="eastAsia"/>
-        </w:rPr>
-        <w:t>構造等の確認</w:t>
-      </w:r>
-    </w:p>
-    <w:p>
-      <w:pPr>
-        <w:rPr>
-          <w:rFonts w:ascii="ＭＳ Ｐ明朝" w:eastAsia="ＭＳ Ｐ明朝" w:hAnsi="ＭＳ Ｐ明朝"/>
-        </w:rPr>
-      </w:pPr>
-      <w:r>
-        <w:rPr>
-          <w:rFonts w:ascii="ＭＳ Ｐ明朝" w:eastAsia="ＭＳ Ｐ明朝" w:hAnsi="ＭＳ Ｐ明朝" w:hint="eastAsia"/>
-        </w:rPr>
-        <w:t>2月</w:t>
-      </w:r>
-      <w:r>
-        <w:rPr>
-          <w:rFonts w:ascii="ＭＳ Ｐ明朝" w:eastAsia="ＭＳ Ｐ明朝" w:hAnsi="ＭＳ Ｐ明朝"/>
-        </w:rPr>
-        <w:t>1</w:t>
-      </w:r>
-      <w:r>
-        <w:rPr>
-          <w:rFonts w:ascii="ＭＳ Ｐ明朝" w:eastAsia="ＭＳ Ｐ明朝" w:hAnsi="ＭＳ Ｐ明朝" w:hint="eastAsia"/>
-        </w:rPr>
-        <w:t>月</w:t>
-      </w:r>
-      <w:r>
-        <w:rPr>
-          <w:rFonts w:ascii="ＭＳ Ｐ明朝" w:eastAsia="ＭＳ Ｐ明朝" w:hAnsi="ＭＳ Ｐ明朝" w:hint="eastAsia"/>
-        </w:rPr>
-        <w:t>と同様</w:t>
-      </w:r>
-      <w:r>
-        <w:rPr>
-          <w:rFonts w:ascii="ＭＳ Ｐ明朝" w:eastAsia="ＭＳ Ｐ明朝" w:hAnsi="ＭＳ Ｐ明朝" w:hint="eastAsia"/>
-        </w:rPr>
-        <w:t xml:space="preserve">　完成</w:t>
-      </w:r>
-      <w:r>
-        <w:rPr>
-          <w:rFonts w:ascii="ＭＳ Ｐ明朝" w:eastAsia="ＭＳ Ｐ明朝" w:hAnsi="ＭＳ Ｐ明朝" w:hint="eastAsia"/>
-        </w:rPr>
-        <w:t>まで</w:t>
-      </w:r>
-    </w:p>
-    <w:p>
-      <w:pPr>
-        <w:rPr>
-          <w:rFonts w:ascii="ＭＳ Ｐ明朝" w:eastAsia="ＭＳ Ｐ明朝" w:hAnsi="ＭＳ Ｐ明朝"/>
-        </w:rPr>
-      </w:pPr>
-      <w:r>
-        <w:rPr>
-          <w:rFonts w:ascii="ＭＳ Ｐ明朝" w:eastAsia="ＭＳ Ｐ明朝" w:hAnsi="ＭＳ Ｐ明朝" w:hint="eastAsia"/>
-        </w:rPr>
-        <w:t>3月</w:t>
-      </w:r>
-      <w:r>
-        <w:rPr>
-          <w:rFonts w:ascii="ＭＳ Ｐ明朝" w:eastAsia="ＭＳ Ｐ明朝" w:hAnsi="ＭＳ Ｐ明朝" w:hint="eastAsia"/>
-        </w:rPr>
-        <w:t>ゼミ発表</w:t>
+        <w:t>問題がなければ完成</w:t>
       </w:r>
     </w:p>
     <w:p>
@@ -457,48 +341,40 @@
     <w:p>
       <w:pPr>
         <w:rPr>
-          <w:rFonts w:ascii="ＭＳ Ｐ明朝" w:eastAsia="ＭＳ Ｐ明朝" w:hAnsi="ＭＳ Ｐ明朝"/>
-        </w:rPr>
-      </w:pPr>
-      <w:r>
-        <w:rPr>
-          <w:rFonts w:ascii="ＭＳ Ｐ明朝" w:eastAsia="ＭＳ Ｐ明朝" w:hAnsi="ＭＳ Ｐ明朝" w:hint="eastAsia"/>
-        </w:rPr>
-        <w:t>太宰府市に行くための交通費、ホームページなどの資料集め</w:t>
-      </w:r>
-    </w:p>
-    <w:p>
-      <w:pPr>
-        <w:rPr>
-          <w:rFonts w:ascii="ＭＳ Ｐ明朝" w:eastAsia="ＭＳ Ｐ明朝" w:hAnsi="ＭＳ Ｐ明朝"/>
-        </w:rPr>
-      </w:pPr>
-    </w:p>
-    <w:p>
-      <w:pPr>
-        <w:rPr>
-          <w:rFonts w:ascii="ＭＳ Ｐ明朝" w:eastAsia="ＭＳ Ｐ明朝" w:hAnsi="ＭＳ Ｐ明朝"/>
-        </w:rPr>
-      </w:pPr>
-      <w:r>
-        <w:rPr>
-          <w:rFonts w:ascii="ＭＳ Ｐ明朝" w:eastAsia="ＭＳ Ｐ明朝" w:hAnsi="ＭＳ Ｐ明朝" w:hint="eastAsia"/>
-        </w:rPr>
-        <w:t>制作案</w:t>
-      </w:r>
-    </w:p>
-    <w:p>
-      <w:pPr>
-        <w:rPr>
-          <w:rFonts w:ascii="ＭＳ Ｐ明朝" w:eastAsia="ＭＳ Ｐ明朝" w:hAnsi="ＭＳ Ｐ明朝"/>
-        </w:rPr>
-      </w:pPr>
-      <w:r>
-        <w:rPr>
-          <w:rFonts w:ascii="ＭＳ Ｐ明朝" w:eastAsia="ＭＳ Ｐ明朝" w:hAnsi="ＭＳ Ｐ明朝" w:hint="eastAsia"/>
-        </w:rPr>
-        <w:t>大宰府市は有名なのに自分はその情報があまり無いので詳しく知りたいと思ったため</w:t>
-      </w:r>
+          <w:rFonts w:ascii="ＭＳ Ｐ明朝" w:eastAsia="ＭＳ Ｐ明朝" w:hAnsi="ＭＳ Ｐ明朝" w:hint="eastAsia"/>
+        </w:rPr>
+      </w:pPr>
+      <w:r>
+        <w:rPr>
+          <w:rFonts w:ascii="ＭＳ Ｐ明朝" w:eastAsia="ＭＳ Ｐ明朝" w:hAnsi="ＭＳ Ｐ明朝" w:hint="eastAsia"/>
+        </w:rPr>
+        <w:t>ホームページ</w:t>
+      </w:r>
+      <w:r>
+        <w:rPr>
+          <w:rFonts w:ascii="ＭＳ Ｐ明朝" w:eastAsia="ＭＳ Ｐ明朝" w:hAnsi="ＭＳ Ｐ明朝" w:hint="eastAsia"/>
+        </w:rPr>
+        <w:t>に使う</w:t>
+      </w:r>
+      <w:r>
+        <w:rPr>
+          <w:rFonts w:ascii="ＭＳ Ｐ明朝" w:eastAsia="ＭＳ Ｐ明朝" w:hAnsi="ＭＳ Ｐ明朝" w:hint="eastAsia"/>
+        </w:rPr>
+        <w:t>資料</w:t>
+      </w:r>
+      <w:r>
+        <w:rPr>
+          <w:rFonts w:ascii="ＭＳ Ｐ明朝" w:eastAsia="ＭＳ Ｐ明朝" w:hAnsi="ＭＳ Ｐ明朝" w:hint="eastAsia"/>
+        </w:rPr>
+        <w:t>、スマホ、Photoshop、HTML・CSS、太宰府天満宮周辺の写真</w:t>
+      </w:r>
+    </w:p>
+    <w:p>
+      <w:pPr>
+        <w:rPr>
+          <w:rFonts w:ascii="ＭＳ Ｐ明朝" w:eastAsia="ＭＳ Ｐ明朝" w:hAnsi="ＭＳ Ｐ明朝" w:hint="eastAsia"/>
+        </w:rPr>
+      </w:pPr>
     </w:p>
     <w:p>
       <w:pPr>
@@ -523,7 +399,13 @@
         <w:rPr>
           <w:rFonts w:ascii="ＭＳ Ｐ明朝" w:eastAsia="ＭＳ Ｐ明朝" w:hAnsi="ＭＳ Ｐ明朝" w:hint="eastAsia"/>
         </w:rPr>
-        <w:t>大宰府市(太宰府天満宮)周辺</w:t>
+        <w:t>太宰府天満宮周辺</w:t>
+      </w:r>
+      <w:r>
+        <w:rPr>
+          <w:rFonts w:ascii="ＭＳ Ｐ明朝" w:eastAsia="ＭＳ Ｐ明朝" w:hAnsi="ＭＳ Ｐ明朝" w:hint="eastAsia"/>
+        </w:rPr>
+        <w:t>（許可が取れるところのみ）</w:t>
       </w:r>
     </w:p>
     <w:sectPr>
@@ -1140,7 +1022,6 @@
   <w:style w:type="character" w:default="1" w:styleId="a0">
     <w:name w:val="Default Paragraph Font"/>
     <w:uiPriority w:val="1"/>
-    <w:semiHidden/>
     <w:unhideWhenUsed/>
   </w:style>
   <w:style w:type="table" w:default="1" w:styleId="a1">

--- a/制作ノート_25074_佐藤涼哉.docx
+++ b/制作ノート_25074_佐藤涼哉.docx
@@ -99,40 +99,45 @@
     <w:p>
       <w:pPr>
         <w:rPr>
-          <w:rFonts w:ascii="ＭＳ Ｐ明朝" w:eastAsia="ＭＳ Ｐ明朝" w:hAnsi="ＭＳ Ｐ明朝"/>
-        </w:rPr>
-      </w:pPr>
-      <w:r>
-        <w:rPr>
-          <w:rFonts w:ascii="ＭＳ Ｐ明朝" w:eastAsia="ＭＳ Ｐ明朝" w:hAnsi="ＭＳ Ｐ明朝" w:hint="eastAsia"/>
-        </w:rPr>
-        <w:t>情報提供やガイド目的で大宰府に行きたいと思わせるようなものを作りたい</w:t>
-      </w:r>
-    </w:p>
-    <w:p>
-      <w:pPr>
-        <w:rPr>
-          <w:rFonts w:ascii="ＭＳ Ｐ明朝" w:eastAsia="ＭＳ Ｐ明朝" w:hAnsi="ＭＳ Ｐ明朝" w:hint="eastAsia"/>
-        </w:rPr>
-      </w:pPr>
-      <w:r>
-        <w:rPr>
-          <w:rFonts w:ascii="ＭＳ Ｐ明朝" w:eastAsia="ＭＳ Ｐ明朝" w:hAnsi="ＭＳ Ｐ明朝"/>
-        </w:rPr>
-        <w:t> 初めて太宰府天満宮に行った時にとても感動して、街並みも綺麗な和風で自分の好きな場所になったからです。</w:t>
-      </w:r>
-    </w:p>
-    <w:p>
-      <w:pPr>
-        <w:rPr>
-          <w:rFonts w:ascii="ＭＳ Ｐ明朝" w:eastAsia="ＭＳ Ｐ明朝" w:hAnsi="ＭＳ Ｐ明朝" w:hint="eastAsia"/>
-        </w:rPr>
-      </w:pPr>
-      <w:r>
-        <w:rPr>
-          <w:rFonts w:ascii="ＭＳ Ｐ明朝" w:eastAsia="ＭＳ Ｐ明朝" w:hAnsi="ＭＳ Ｐ明朝"/>
-        </w:rPr>
-        <w:t>自分の好きな場所になった太宰府天満宮をこれから来る観光客の人たちにも知ってほしい、感動してほしいと思い、いろいろな人が見られるホームページを作る</w:t>
+          <w:rFonts w:ascii="ＭＳ Ｐ明朝" w:eastAsia="ＭＳ Ｐ明朝" w:hAnsi="ＭＳ Ｐ明朝" w:hint="eastAsia"/>
+        </w:rPr>
+      </w:pPr>
+      <w:r>
+        <w:rPr>
+          <w:rFonts w:ascii="ＭＳ Ｐ明朝" w:eastAsia="ＭＳ Ｐ明朝" w:hAnsi="ＭＳ Ｐ明朝"/>
+        </w:rPr>
+        <w:t>初めて太宰府天満宮に行った時にとても感動して、街並みも綺麗な和風で自分の好きな場所になったからです。</w:t>
+      </w:r>
+    </w:p>
+    <w:p>
+      <w:pPr>
+        <w:rPr>
+          <w:rFonts w:ascii="ＭＳ Ｐ明朝" w:eastAsia="ＭＳ Ｐ明朝" w:hAnsi="ＭＳ Ｐ明朝" w:hint="eastAsia"/>
+        </w:rPr>
+      </w:pPr>
+      <w:r>
+        <w:rPr>
+          <w:rFonts w:ascii="ＭＳ Ｐ明朝" w:eastAsia="ＭＳ Ｐ明朝" w:hAnsi="ＭＳ Ｐ明朝"/>
+        </w:rPr>
+        <w:t>自分の好きな場所になった太宰府天満宮をこれから来る観光客の人たちにも知ってほしい、感動してほしいと思い、</w:t>
+      </w:r>
+      <w:r>
+        <w:rPr>
+          <w:rFonts w:ascii="ＭＳ Ｐ明朝" w:eastAsia="ＭＳ Ｐ明朝" w:hAnsi="ＭＳ Ｐ明朝" w:hint="eastAsia"/>
+        </w:rPr>
+        <w:t>興味を持って実際に行きたい</w:t>
+      </w:r>
+      <w:r>
+        <w:rPr>
+          <w:rFonts w:ascii="ＭＳ Ｐ明朝" w:eastAsia="ＭＳ Ｐ明朝" w:hAnsi="ＭＳ Ｐ明朝"/>
+        </w:rPr>
+        <w:t>人が見られるホームページを作</w:t>
+      </w:r>
+      <w:r>
+        <w:rPr>
+          <w:rFonts w:ascii="ＭＳ Ｐ明朝" w:eastAsia="ＭＳ Ｐ明朝" w:hAnsi="ＭＳ Ｐ明朝" w:hint="eastAsia"/>
+        </w:rPr>
+        <w:t>りたいとおもったからです。</w:t>
       </w:r>
     </w:p>
     <w:p>
@@ -165,7 +170,7 @@
         <w:rPr>
           <w:rFonts w:ascii="ＭＳ Ｐ明朝" w:eastAsia="ＭＳ Ｐ明朝" w:hAnsi="ＭＳ Ｐ明朝"/>
         </w:rPr>
-        <w:t>これから太宰府天満宮を訪れる観光客向け</w:t>
+        <w:t> 太宰府天満宮に興味がある人達</w:t>
       </w:r>
     </w:p>
     <w:p>

--- a/制作ノート_25074_佐藤涼哉.docx
+++ b/制作ノート_25074_佐藤涼哉.docx
@@ -1737,7 +1737,40 @@
           <w:b/>
           <w:bCs/>
         </w:rPr>
-        <w:t>初春に訪れるなら、神苑の梅を見逃すことはできません。梅をこよなく愛し、梅を詠んだ和歌も遺した道真公を偲び、境内には約6,000本の梅の木が植えられています。御本殿に向かって右側に佇むのが、最も有名な飛梅（とびうめ）です。道真公が愛したこの梅の木には、道真公を慕って京の都から大宰府に飛んできたという伝説があります。</w:t>
+        <w:t>初春に訪れるなら、神苑の梅を見逃すことはできません。梅をこよなく愛し、梅を詠んだ和歌も遺した道真公を偲び、境内には約6,000本の梅の木が植えられています。御本殿に向かって右側に佇むのが、最も有名な飛梅（とびうめ）です。道真公が愛したこの梅の木には、道真公を慕って京の都から</w:t>
+      </w:r>
+      <w:r>
+        <w:rPr>
+          <w:rFonts w:ascii="ＭＳ Ｐ明朝" w:eastAsia="ＭＳ Ｐ明朝" w:hAnsi="ＭＳ Ｐ明朝" w:hint="eastAsia"/>
+          <w:b/>
+          <w:bCs/>
+        </w:rPr>
+        <w:t>太</w:t>
+      </w:r>
+      <w:r>
+        <w:rPr>
+          <w:rFonts w:ascii="ＭＳ Ｐ明朝" w:eastAsia="ＭＳ Ｐ明朝" w:hAnsi="ＭＳ Ｐ明朝" w:hint="eastAsia"/>
+          <w:b/>
+          <w:bCs/>
+        </w:rPr>
+        <w:t>宰府に</w:t>
+      </w:r>
+    </w:p>
+    <w:p>
+      <w:pPr>
+        <w:rPr>
+          <w:rFonts w:ascii="ＭＳ Ｐ明朝" w:eastAsia="ＭＳ Ｐ明朝" w:hAnsi="ＭＳ Ｐ明朝"/>
+          <w:b/>
+          <w:bCs/>
+        </w:rPr>
+      </w:pPr>
+      <w:r>
+        <w:rPr>
+          <w:rFonts w:ascii="ＭＳ Ｐ明朝" w:eastAsia="ＭＳ Ｐ明朝" w:hAnsi="ＭＳ Ｐ明朝" w:hint="eastAsia"/>
+          <w:b/>
+          <w:bCs/>
+        </w:rPr>
+        <w:t>飛んできたという伝説があります。</w:t>
       </w:r>
     </w:p>
     <w:p>
@@ -1880,7 +1913,23 @@
           <w:b/>
           <w:bCs/>
         </w:rPr>
-        <w:t>（東風と共に春が訪れたら、香しい匂いの花を咲かせておくれ、梅の木よ。私が都から遠く離れた大宰府に行ったからといって、春の訪れを忘れてはならないよ。）</w:t>
+        <w:t>（東風と共に春が訪れたら、香しい匂いの花を咲かせておくれ、梅の木よ。私が都から遠く離れた</w:t>
+      </w:r>
+      <w:r>
+        <w:rPr>
+          <w:rFonts w:ascii="ＭＳ Ｐ明朝" w:eastAsia="ＭＳ Ｐ明朝" w:hAnsi="ＭＳ Ｐ明朝" w:hint="eastAsia"/>
+          <w:b/>
+          <w:bCs/>
+        </w:rPr>
+        <w:t>太</w:t>
+      </w:r>
+      <w:r>
+        <w:rPr>
+          <w:rFonts w:ascii="ＭＳ Ｐ明朝" w:eastAsia="ＭＳ Ｐ明朝" w:hAnsi="ＭＳ Ｐ明朝" w:hint="eastAsia"/>
+          <w:b/>
+          <w:bCs/>
+        </w:rPr>
+        <w:t>宰府に行ったからといって、春の訪れを忘れてはならないよ。）</w:t>
       </w:r>
     </w:p>
     <w:p>

--- a/制作ノート_25074_佐藤涼哉.docx
+++ b/制作ノート_25074_佐藤涼哉.docx
@@ -536,6 +536,55 @@
           <w:bCs/>
         </w:rPr>
       </w:pPr>
+      <w:r>
+        <w:rPr>
+          <w:rFonts w:ascii="ＭＳ Ｐ明朝" w:eastAsia="ＭＳ Ｐ明朝" w:hAnsi="ＭＳ Ｐ明朝"/>
+          <w:b/>
+          <w:bCs/>
+          <w:noProof/>
+        </w:rPr>
+        <w:drawing>
+          <wp:inline distT="0" distB="0" distL="0" distR="0" wp14:anchorId="658D31F4" wp14:editId="5AEB2EF0">
+            <wp:extent cx="3562881" cy="1885950"/>
+            <wp:effectExtent l="0" t="0" r="0" b="0"/>
+            <wp:docPr id="1182574410" name="図 1" descr="グラフィカル ユーザー インターフェイス, テキスト, Web サイト&#10;&#10;AI によって生成されたコンテンツは間違っている可能性があります。"/>
+            <wp:cNvGraphicFramePr>
+              <a:graphicFrameLocks xmlns:a="http://schemas.openxmlformats.org/drawingml/2006/main" noChangeAspect="1"/>
+            </wp:cNvGraphicFramePr>
+            <a:graphic xmlns:a="http://schemas.openxmlformats.org/drawingml/2006/main">
+              <a:graphicData uri="http://schemas.openxmlformats.org/drawingml/2006/picture">
+                <pic:pic xmlns:pic="http://schemas.openxmlformats.org/drawingml/2006/picture">
+                  <pic:nvPicPr>
+                    <pic:cNvPr id="1182574410" name="図 1" descr="グラフィカル ユーザー インターフェイス, テキスト, Web サイト&#10;&#10;AI によって生成されたコンテンツは間違っている可能性があります。"/>
+                    <pic:cNvPicPr/>
+                  </pic:nvPicPr>
+                  <pic:blipFill>
+                    <a:blip r:embed="rId10" cstate="print">
+                      <a:extLst>
+                        <a:ext uri="{28A0092B-C50C-407E-A947-70E740481C1C}">
+                          <a14:useLocalDpi xmlns:a14="http://schemas.microsoft.com/office/drawing/2010/main" val="0"/>
+                        </a:ext>
+                      </a:extLst>
+                    </a:blip>
+                    <a:stretch>
+                      <a:fillRect/>
+                    </a:stretch>
+                  </pic:blipFill>
+                  <pic:spPr>
+                    <a:xfrm>
+                      <a:off x="0" y="0"/>
+                      <a:ext cx="3593174" cy="1901985"/>
+                    </a:xfrm>
+                    <a:prstGeom prst="rect">
+                      <a:avLst/>
+                    </a:prstGeom>
+                  </pic:spPr>
+                </pic:pic>
+              </a:graphicData>
+            </a:graphic>
+          </wp:inline>
+        </w:drawing>
+      </w:r>
     </w:p>
     <w:p>
       <w:pPr>
@@ -559,7 +608,7 @@
           <w:b/>
           <w:bCs/>
         </w:rPr>
-        <w:t>既に太宰府天満宮が福岡の観光スポットとして有名ですが、歴史についてはどういう経歴で作られたのか知っている人は多くなく、自分が歴史についてまとめてもっと太宰府天満宮に興味を持ってほしいと考えました。</w:t>
+        <w:t>既に太宰府天満宮が福岡の観光スポットとして有名ですが、自分が歴史についてまとめてもっと太宰府天満宮に興味を持ってほしいと考えました。</w:t>
       </w:r>
     </w:p>
     <w:p>
@@ -632,6 +681,7 @@
           <w:b/>
           <w:bCs/>
         </w:rPr>
+        <w:lastRenderedPageBreak/>
         <w:t>太宰府天満宮に行ったことのある人、これから太宰府天満宮に行きたいと思う人</w:t>
       </w:r>
     </w:p>
@@ -906,7 +956,6 @@
           <w:b/>
           <w:bCs/>
         </w:rPr>
-        <w:lastRenderedPageBreak/>
         <w:t>11月</w:t>
       </w:r>
       <w:r>
@@ -1160,7 +1209,7 @@
     <w:p>
       <w:pPr>
         <w:rPr>
-          <w:rFonts w:ascii="ＭＳ Ｐ明朝" w:eastAsia="ＭＳ Ｐ明朝" w:hAnsi="ＭＳ Ｐ明朝" w:hint="eastAsia"/>
+          <w:rFonts w:ascii="ＭＳ Ｐ明朝" w:eastAsia="ＭＳ Ｐ明朝" w:hAnsi="ＭＳ Ｐ明朝"/>
           <w:b/>
           <w:bCs/>
         </w:rPr>
@@ -1568,6 +1617,7 @@
         <w:rPr>
           <w:noProof/>
         </w:rPr>
+        <w:lastRenderedPageBreak/>
         <w:drawing>
           <wp:inline distT="0" distB="0" distL="0" distR="0" wp14:anchorId="545006E1" wp14:editId="07235F37">
             <wp:extent cx="2184400" cy="1455567"/>
@@ -1598,7 +1648,7 @@
                     </pic:cNvPicPr>
                   </pic:nvPicPr>
                   <pic:blipFill>
-                    <a:blip r:embed="rId10" cstate="print">
+                    <a:blip r:embed="rId11" cstate="print">
                       <a:extLst>
                         <a:ext uri="{28A0092B-C50C-407E-A947-70E740481C1C}">
                           <a14:useLocalDpi xmlns:a14="http://schemas.microsoft.com/office/drawing/2010/main" val="0"/>
@@ -1648,7 +1698,7 @@
                     </pic:cNvPicPr>
                   </pic:nvPicPr>
                   <pic:blipFill>
-                    <a:blip r:embed="rId11">
+                    <a:blip r:embed="rId12">
                       <a:extLst>
                         <a:ext uri="{28A0092B-C50C-407E-A947-70E740481C1C}">
                           <a14:useLocalDpi xmlns:a14="http://schemas.microsoft.com/office/drawing/2010/main" val="0"/>
@@ -1776,7 +1826,7 @@
     <w:p>
       <w:pPr>
         <w:rPr>
-          <w:rFonts w:ascii="ＭＳ Ｐ明朝" w:eastAsia="ＭＳ Ｐ明朝" w:hAnsi="ＭＳ Ｐ明朝" w:hint="eastAsia"/>
+          <w:rFonts w:ascii="ＭＳ Ｐ明朝" w:eastAsia="ＭＳ Ｐ明朝" w:hAnsi="ＭＳ Ｐ明朝"/>
           <w:b/>
           <w:bCs/>
         </w:rPr>
@@ -1793,7 +1843,7 @@
     <w:p>
       <w:pPr>
         <w:rPr>
-          <w:rFonts w:ascii="ＭＳ Ｐ明朝" w:eastAsia="ＭＳ Ｐ明朝" w:hAnsi="ＭＳ Ｐ明朝" w:hint="eastAsia"/>
+          <w:rFonts w:ascii="ＭＳ Ｐ明朝" w:eastAsia="ＭＳ Ｐ明朝" w:hAnsi="ＭＳ Ｐ明朝"/>
           <w:b/>
           <w:bCs/>
         </w:rPr>
@@ -1810,7 +1860,7 @@
     <w:p>
       <w:pPr>
         <w:rPr>
-          <w:rFonts w:ascii="ＭＳ Ｐ明朝" w:eastAsia="ＭＳ Ｐ明朝" w:hAnsi="ＭＳ Ｐ明朝" w:hint="eastAsia"/>
+          <w:rFonts w:ascii="ＭＳ Ｐ明朝" w:eastAsia="ＭＳ Ｐ明朝" w:hAnsi="ＭＳ Ｐ明朝"/>
           <w:b/>
           <w:bCs/>
         </w:rPr>
@@ -1827,7 +1877,7 @@
     <w:p>
       <w:pPr>
         <w:rPr>
-          <w:rFonts w:ascii="ＭＳ Ｐ明朝" w:eastAsia="ＭＳ Ｐ明朝" w:hAnsi="ＭＳ Ｐ明朝" w:hint="eastAsia"/>
+          <w:rFonts w:ascii="ＭＳ Ｐ明朝" w:eastAsia="ＭＳ Ｐ明朝" w:hAnsi="ＭＳ Ｐ明朝"/>
           <w:b/>
           <w:bCs/>
         </w:rPr>
@@ -1861,7 +1911,7 @@
     <w:p>
       <w:pPr>
         <w:rPr>
-          <w:rFonts w:ascii="ＭＳ Ｐ明朝" w:eastAsia="ＭＳ Ｐ明朝" w:hAnsi="ＭＳ Ｐ明朝" w:hint="eastAsia"/>
+          <w:rFonts w:ascii="ＭＳ Ｐ明朝" w:eastAsia="ＭＳ Ｐ明朝" w:hAnsi="ＭＳ Ｐ明朝"/>
           <w:b/>
           <w:bCs/>
         </w:rPr>
@@ -1902,7 +1952,7 @@
     <w:p>
       <w:pPr>
         <w:rPr>
-          <w:rFonts w:ascii="ＭＳ Ｐ明朝" w:eastAsia="ＭＳ Ｐ明朝" w:hAnsi="ＭＳ Ｐ明朝" w:hint="eastAsia"/>
+          <w:rFonts w:ascii="ＭＳ Ｐ明朝" w:eastAsia="ＭＳ Ｐ明朝" w:hAnsi="ＭＳ Ｐ明朝"/>
           <w:b/>
           <w:bCs/>
         </w:rPr>
@@ -1962,7 +2012,7 @@
                     </pic:cNvPicPr>
                   </pic:nvPicPr>
                   <pic:blipFill>
-                    <a:blip r:embed="rId12" cstate="print">
+                    <a:blip r:embed="rId13" cstate="print">
                       <a:extLst>
                         <a:ext uri="{28A0092B-C50C-407E-A947-70E740481C1C}">
                           <a14:useLocalDpi xmlns:a14="http://schemas.microsoft.com/office/drawing/2010/main" val="0"/>
@@ -2038,16 +2088,16 @@
     <w:p>
       <w:pPr>
         <w:rPr>
-          <w:rFonts w:ascii="ＭＳ Ｐ明朝" w:eastAsia="ＭＳ Ｐ明朝" w:hAnsi="ＭＳ Ｐ明朝" w:hint="eastAsia"/>
-          <w:b/>
-          <w:bCs/>
-        </w:rPr>
-      </w:pPr>
-    </w:p>
-    <w:p>
-      <w:pPr>
-        <w:rPr>
-          <w:rFonts w:ascii="ＭＳ Ｐ明朝" w:eastAsia="ＭＳ Ｐ明朝" w:hAnsi="ＭＳ Ｐ明朝" w:hint="eastAsia"/>
+          <w:rFonts w:ascii="ＭＳ Ｐ明朝" w:eastAsia="ＭＳ Ｐ明朝" w:hAnsi="ＭＳ Ｐ明朝"/>
+          <w:b/>
+          <w:bCs/>
+        </w:rPr>
+      </w:pPr>
+    </w:p>
+    <w:p>
+      <w:pPr>
+        <w:rPr>
+          <w:rFonts w:ascii="ＭＳ Ｐ明朝" w:eastAsia="ＭＳ Ｐ明朝" w:hAnsi="ＭＳ Ｐ明朝"/>
           <w:b/>
           <w:bCs/>
           <w:sz w:val="36"/>
@@ -2266,6 +2316,7 @@
         <w:rPr>
           <w:noProof/>
         </w:rPr>
+        <w:lastRenderedPageBreak/>
         <w:drawing>
           <wp:inline distT="0" distB="0" distL="0" distR="0" wp14:anchorId="3C8A3396" wp14:editId="709E59DF">
             <wp:extent cx="3016250" cy="1695740"/>
@@ -2284,7 +2335,7 @@
                     </pic:cNvPicPr>
                   </pic:nvPicPr>
                   <pic:blipFill>
-                    <a:blip r:embed="rId13" cstate="print">
+                    <a:blip r:embed="rId14" cstate="print">
                       <a:extLst>
                         <a:ext uri="{28A0092B-C50C-407E-A947-70E740481C1C}">
                           <a14:useLocalDpi xmlns:a14="http://schemas.microsoft.com/office/drawing/2010/main" val="0"/>
@@ -2337,7 +2388,7 @@
                     </pic:cNvPicPr>
                   </pic:nvPicPr>
                   <pic:blipFill>
-                    <a:blip r:embed="rId14" cstate="print">
+                    <a:blip r:embed="rId15" cstate="print">
                       <a:extLst>
                         <a:ext uri="{28A0092B-C50C-407E-A947-70E740481C1C}">
                           <a14:useLocalDpi xmlns:a14="http://schemas.microsoft.com/office/drawing/2010/main" val="0"/>
@@ -2656,7 +2707,7 @@
                     <pic:cNvPicPr/>
                   </pic:nvPicPr>
                   <pic:blipFill>
-                    <a:blip r:embed="rId15" cstate="print">
+                    <a:blip r:embed="rId16" cstate="print">
                       <a:extLst>
                         <a:ext uri="{28A0092B-C50C-407E-A947-70E740481C1C}">
                           <a14:useLocalDpi xmlns:a14="http://schemas.microsoft.com/office/drawing/2010/main" val="0"/>
@@ -2689,7 +2740,7 @@
         <w:shd w:val="clear" w:color="auto" w:fill="FFFFFF"/>
         <w:spacing w:before="120" w:beforeAutospacing="0" w:after="240" w:afterAutospacing="0"/>
         <w:rPr>
-          <w:rFonts w:ascii="Arial" w:hAnsi="Arial" w:cs="Arial" w:hint="eastAsia"/>
+          <w:rFonts w:ascii="Arial" w:hAnsi="Arial" w:cs="Arial"/>
           <w:color w:val="202122"/>
         </w:rPr>
       </w:pPr>
@@ -2789,17 +2840,18 @@
         <w:shd w:val="clear" w:color="auto" w:fill="FFFFFF"/>
         <w:spacing w:before="120" w:beforeAutospacing="0" w:after="240" w:afterAutospacing="0"/>
         <w:rPr>
-          <w:rFonts w:ascii="ＭＳ Ｐ明朝" w:eastAsia="ＭＳ Ｐ明朝" w:hAnsi="ＭＳ Ｐ明朝" w:hint="eastAsia"/>
-          <w:b/>
-          <w:bCs/>
-        </w:rPr>
-      </w:pPr>
-      <w:r>
-        <w:rPr>
-          <w:rFonts w:ascii="ＭＳ Ｐ明朝" w:eastAsia="ＭＳ Ｐ明朝" w:hAnsi="ＭＳ Ｐ明朝"/>
-          <w:b/>
-          <w:bCs/>
-        </w:rPr>
+          <w:rFonts w:ascii="ＭＳ Ｐ明朝" w:eastAsia="ＭＳ Ｐ明朝" w:hAnsi="ＭＳ Ｐ明朝"/>
+          <w:b/>
+          <w:bCs/>
+        </w:rPr>
+      </w:pPr>
+      <w:r>
+        <w:rPr>
+          <w:rFonts w:ascii="ＭＳ Ｐ明朝" w:eastAsia="ＭＳ Ｐ明朝" w:hAnsi="ＭＳ Ｐ明朝"/>
+          <w:b/>
+          <w:bCs/>
+        </w:rPr>
+        <w:lastRenderedPageBreak/>
         <w:t>太宰府天満宮のお守りは、学問の神様である菅原道真公の御神霊（おみたま）を身に付け、厄除けや学業成就を祈るものです。905年に道真公の御墓所に祠廟が建てられたことに始まる1100年以上の歴史 の中で、「天神さまの守り鳥」とされる鷽（うそ）をかたどった</w:t>
       </w:r>
       <w:r>
@@ -2835,7 +2887,6 @@
         <w:rPr>
           <w:noProof/>
         </w:rPr>
-        <w:lastRenderedPageBreak/>
         <w:drawing>
           <wp:inline distT="0" distB="0" distL="0" distR="0" wp14:anchorId="25E93836" wp14:editId="3ECA0207">
             <wp:extent cx="1187450" cy="1187450"/>
@@ -2854,7 +2905,7 @@
                     </pic:cNvPicPr>
                   </pic:nvPicPr>
                   <pic:blipFill>
-                    <a:blip r:embed="rId16" cstate="print">
+                    <a:blip r:embed="rId17" cstate="print">
                       <a:extLst>
                         <a:ext uri="{28A0092B-C50C-407E-A947-70E740481C1C}">
                           <a14:useLocalDpi xmlns:a14="http://schemas.microsoft.com/office/drawing/2010/main" val="0"/>
@@ -2916,7 +2967,7 @@
                     </pic:cNvPicPr>
                   </pic:nvPicPr>
                   <pic:blipFill>
-                    <a:blip r:embed="rId17" cstate="print">
+                    <a:blip r:embed="rId18" cstate="print">
                       <a:extLst>
                         <a:ext uri="{28A0092B-C50C-407E-A947-70E740481C1C}">
                           <a14:useLocalDpi xmlns:a14="http://schemas.microsoft.com/office/drawing/2010/main" val="0"/>
@@ -3011,7 +3062,7 @@
         <w:shd w:val="clear" w:color="auto" w:fill="FFFFFF"/>
         <w:spacing w:before="120" w:beforeAutospacing="0" w:after="240" w:afterAutospacing="0"/>
         <w:rPr>
-          <w:rFonts w:ascii="Arial" w:hAnsi="Arial" w:cs="Arial" w:hint="eastAsia"/>
+          <w:rFonts w:ascii="Arial" w:hAnsi="Arial" w:cs="Arial"/>
           <w:color w:val="202122"/>
         </w:rPr>
       </w:pPr>
@@ -3187,21 +3238,7 @@
         <w:rPr>
           <w:rFonts w:ascii="BIZ UDゴシック" w:eastAsia="BIZ UDゴシック" w:hAnsi="BIZ UDゴシック" w:hint="eastAsia"/>
         </w:rPr>
-        <w:t>：Webサイトだけではまずわざわざ調べたりしようともしない限りは閲覧されることが無いため、ポスターを作ることで見る人の視線を誘導してポスターで興味を持った人が</w:t>
-      </w:r>
-      <w:proofErr w:type="spellStart"/>
-      <w:r>
-        <w:rPr>
-          <w:rFonts w:ascii="BIZ UDゴシック" w:eastAsia="BIZ UDゴシック" w:hAnsi="BIZ UDゴシック" w:hint="eastAsia"/>
-        </w:rPr>
-        <w:t>Web</w:t>
-      </w:r>
-      <w:proofErr w:type="spellEnd"/>
-      <w:r>
-        <w:rPr>
-          <w:rFonts w:ascii="BIZ UDゴシック" w:eastAsia="BIZ UDゴシック" w:hAnsi="BIZ UDゴシック" w:hint="eastAsia"/>
-        </w:rPr>
-        <w:t>サイトを閲覧して、太宰府天満宮の歴史について細かく知ることが出来るため制作を決めました。</w:t>
+        <w:t>：Webサイトだけではまずわざわざ調べたりしようともしない限りは閲覧されることが無いため、ポスターを作ることで見る人の視線を誘導してポスターで興味を持った人がWebサイトを閲覧して、太宰府天満宮の歴史について細かく知ることが出来るため制作を決めました。</w:t>
       </w:r>
     </w:p>
     <w:p>
@@ -3486,7 +3523,7 @@
                     </pic:cNvPicPr>
                   </pic:nvPicPr>
                   <pic:blipFill>
-                    <a:blip r:embed="rId18" cstate="print">
+                    <a:blip r:embed="rId19" cstate="print">
                       <a:extLst>
                         <a:ext uri="{28A0092B-C50C-407E-A947-70E740481C1C}">
                           <a14:useLocalDpi xmlns:a14="http://schemas.microsoft.com/office/drawing/2010/main" val="0"/>
@@ -3553,7 +3590,7 @@
     <w:p>
       <w:pPr>
         <w:rPr>
-          <w:rFonts w:ascii="ＭＳ Ｐ明朝" w:eastAsia="ＭＳ Ｐ明朝" w:hAnsi="ＭＳ Ｐ明朝" w:hint="eastAsia"/>
+          <w:rFonts w:ascii="ＭＳ Ｐ明朝" w:eastAsia="ＭＳ Ｐ明朝" w:hAnsi="ＭＳ Ｐ明朝"/>
         </w:rPr>
       </w:pPr>
     </w:p>
@@ -4912,6 +4949,7 @@
   <w:style w:type="character" w:default="1" w:styleId="a0">
     <w:name w:val="Default Paragraph Font"/>
     <w:uiPriority w:val="1"/>
+    <w:semiHidden/>
     <w:unhideWhenUsed/>
   </w:style>
   <w:style w:type="table" w:default="1" w:styleId="a1">
